--- a/content/Bios/Joe_Maciel.docx
+++ b/content/Bios/Joe_Maciel.docx
@@ -1,170 +1,8 @@
 
 <file path=word/document.xml><?xml version="1.0" encoding="utf-8"?>
-<w:document xmlns:w14="http://schemas.microsoft.com/office/word/2010/wordml" xmlns:wp14="http://schemas.microsoft.com/office/word/2010/wordprocessingDrawing" xmlns:w="http://schemas.openxmlformats.org/wordprocessingml/2006/main" xmlns:m="http://schemas.openxmlformats.org/officeDocument/2006/math" xmlns:r="http://schemas.openxmlformats.org/officeDocument/2006/relationships" xmlns:o="urn:schemas-microsoft-com:office:office" xmlns:v="urn:schemas-microsoft-com:vml" xmlns:w10="urn:schemas-microsoft-com:office:word" xmlns:a="http://schemas.openxmlformats.org/drawingml/2006/main" xmlns:pic="http://schemas.openxmlformats.org/drawingml/2006/picture" xmlns:wp="http://schemas.openxmlformats.org/drawingml/2006/wordprocessingDrawing" xmlns:mc="http://schemas.openxmlformats.org/markup-compatibility/2006" mc:Ignorable="w14 wp14">
+<w:document xmlns:ns1="http://schemas.openxmlformats.org/markup-compatibility/2006" xmlns:ns2="http://schemas.microsoft.com/office/word/2010/wordml" xmlns:w="http://schemas.openxmlformats.org/wordprocessingml/2006/main" ns1:Ignorable="w14 wp14">
   <w:body>
-    <w:p xmlns:wp14="http://schemas.microsoft.com/office/word/2010/wordml" wp14:textId="77777777">
-      <w:pPr>
-        <w:pStyle w:val="FirstParagraph"/>
-      </w:pPr>
-      <w:r>
-        <w:rPr/>
-        <w:t>1998 Hall of Fame Inductee Joe Maciel – Colorado Springs</w:t>
-      </w:r>
-      <w:r>
-        <w:rPr/>
-        <w:t xml:space="preserve"> </w:t>
-      </w:r>
-      <w:r>
-        <w:rPr/>
-        <w:t>Joe Maciel joined the CHSBUÃ when it was formulated in 1963 and served as or of the first Area</w:t>
-      </w:r>
-      <w:r>
-        <w:rPr/>
-        <w:t xml:space="preserve"> </w:t>
-      </w:r>
-      <w:r>
-        <w:rPr/>
-        <w:t xml:space="preserve">Directors for the Colorado Springs group. Joe set the pace early in </w:t>
-      </w:r>
-      <w:r>
-        <w:rPr/>
-        <w:t>assisting</w:t>
-      </w:r>
-      <w:r>
-        <w:rPr/>
-        <w:t xml:space="preserve"> new officials and evaluated</w:t>
-      </w:r>
-      <w:r>
-        <w:rPr/>
-        <w:t xml:space="preserve"> </w:t>
-      </w:r>
-      <w:r>
-        <w:rPr/>
-        <w:t>them during actual games.</w:t>
-      </w:r>
-      <w:r>
-        <w:rPr/>
-        <w:t xml:space="preserve"> </w:t>
-      </w:r>
-      <w:r>
-        <w:rPr/>
-        <w:t xml:space="preserve">The Army sent Joe Europe for three years in </w:t>
-      </w:r>
-      <w:r>
-        <w:rPr/>
-        <w:t>1968</w:t>
-      </w:r>
-      <w:r>
-        <w:rPr/>
-        <w:t xml:space="preserve"> and he continued his umpiring career overseas</w:t>
-      </w:r>
-      <w:r>
-        <w:rPr/>
-        <w:t xml:space="preserve"> </w:t>
-      </w:r>
-      <w:r>
-        <w:rPr/>
-        <w:t xml:space="preserve">receiving the opportunity to work the Army European championship in 1970. Joe </w:t>
-      </w:r>
-      <w:r>
-        <w:rPr/>
-        <w:t>return</w:t>
-      </w:r>
-      <w:r>
-        <w:rPr/>
-        <w:t xml:space="preserve"> to Colorado</w:t>
-      </w:r>
-      <w:r>
-        <w:rPr/>
-        <w:t xml:space="preserve"> </w:t>
-      </w:r>
-      <w:r>
-        <w:rPr/>
-        <w:t xml:space="preserve">and rejoined CHSBUA in 1971 in Colorado Springs. </w:t>
-      </w:r>
-      <w:r>
-        <w:rPr/>
-        <w:t>He moved to Grand Junction for two years in 1989</w:t>
-      </w:r>
-      <w:r>
-        <w:rPr/>
-        <w:t xml:space="preserve"> </w:t>
-      </w:r>
-      <w:r>
-        <w:rPr/>
-        <w:t>and served as Secretary of that group.</w:t>
-      </w:r>
-      <w:r>
-        <w:rPr/>
-        <w:t xml:space="preserve"> When returned to Colorado Springs, he was able to work</w:t>
-      </w:r>
-      <w:r>
-        <w:rPr/>
-        <w:t xml:space="preserve"> </w:t>
-      </w:r>
-      <w:r>
-        <w:rPr/>
-        <w:t xml:space="preserve">another three years before knee replacement surgery cut short his almost </w:t>
-      </w:r>
-      <w:r>
-        <w:rPr/>
-        <w:t>30 year</w:t>
-      </w:r>
-      <w:r>
-        <w:rPr/>
-        <w:t xml:space="preserve"> umpiring career.</w:t>
-      </w:r>
-      <w:r>
-        <w:rPr/>
-        <w:t xml:space="preserve"> </w:t>
-      </w:r>
-      <w:r>
-        <w:rPr/>
-        <w:t xml:space="preserve">Joe </w:t>
-      </w:r>
-      <w:r>
-        <w:rPr/>
-        <w:t>worked</w:t>
-      </w:r>
-      <w:r>
-        <w:rPr/>
-        <w:t xml:space="preserve"> state championship games in 1989 and 1990. He always had a go philosophy and baseball</w:t>
-      </w:r>
-      <w:r>
-        <w:rPr/>
-        <w:t xml:space="preserve"> </w:t>
-      </w:r>
-      <w:r>
-        <w:rPr/>
-        <w:t>sense. Joe applied the rules in a firm and tactful manner a was known for his hustle.</w:t>
-      </w:r>
-    </w:p>
-    <w:p>
-      <w:pPr>
-        <w:pStyle w:val="BodyText"/>
-      </w:pPr>
-    </w:p>
-    <w:p>
-      <w:pPr>
-        <w:pStyle w:val="Heading2"/>
-        <w:spacing w:before="261" w:beforeAutospacing="off" w:after="261" w:afterAutospacing="off" w:line="300" w:lineRule="auto"/>
-      </w:pPr>
-      <w:r>
-        <w:rPr>
-          <w:rFonts w:ascii="Segoe UI" w:hAnsi="Segoe UI" w:eastAsia="Segoe UI" w:cs="Segoe UI"/>
-          <w:b w:val="1"/>
-          <w:bCs w:val="1"/>
-          <w:i w:val="0"/>
-          <w:iCs w:val="0"/>
-          <w:noProof w:val="0"/>
-          <w:sz w:val="31"/>
-          <w:szCs w:val="31"/>
-          <w:lang w:val="en-US"/>
-        </w:rPr>
-        <w:t>Revised Biography: Joe Maciel</w:t>
-      </w:r>
-    </w:p>
-    <w:p>
+    <w:p ns2:paraId="31C3EC29" ns2:textId="4437C7BE">
       <w:pPr>
         <w:spacing w:before="0" w:beforeAutospacing="off" w:after="0" w:afterAutospacing="off" w:line="300" w:lineRule="auto"/>
       </w:pPr>
@@ -183,7 +21,7 @@
         <w:t>1998 Hall of Fame Inductee – Colorado Springs</w:t>
       </w:r>
     </w:p>
-    <w:p>
+    <w:p ns2:paraId="0F741E12" ns2:textId="0A52E40A">
       <w:pPr>
         <w:spacing w:before="0" w:beforeAutospacing="off" w:after="0" w:afterAutospacing="off" w:line="300" w:lineRule="auto"/>
         <w:rPr>
@@ -199,7 +37,7 @@
         </w:rPr>
       </w:pPr>
     </w:p>
-    <w:p>
+    <w:p ns2:paraId="1C22FB28" ns2:textId="3164F3CE">
       <w:pPr>
         <w:spacing w:before="0" w:beforeAutospacing="off" w:after="0" w:afterAutospacing="off" w:line="300" w:lineRule="auto"/>
         <w:rPr>
@@ -285,7 +123,7 @@
         <w:t xml:space="preserve"> new officials and evaluating them during live game situations.</w:t>
       </w:r>
     </w:p>
-    <w:p>
+    <w:p ns2:paraId="71545CD4" ns2:textId="19168772">
       <w:pPr>
         <w:spacing w:before="0" w:beforeAutospacing="off" w:after="0" w:afterAutospacing="off" w:line="300" w:lineRule="auto"/>
         <w:rPr>
@@ -371,7 +209,7 @@
         <w:t xml:space="preserve"> in Colorado Springs. Joe later moved to Grand Junction for two years in 1989 and served as Secretary of that group before returning once again to Colorado Springs.</w:t>
       </w:r>
     </w:p>
-    <w:p>
+    <w:p ns2:paraId="4BBBF2AB" ns2:textId="1F8A32DF">
       <w:pPr>
         <w:spacing w:before="0" w:beforeAutospacing="off" w:after="0" w:afterAutospacing="off" w:line="300" w:lineRule="auto"/>
         <w:rPr>
@@ -457,7 +295,7 @@
         <w:t xml:space="preserve"> umpiring career concluded after knee replacement surgery, but his reputation endured. He was known for his strong baseball sense, steady application of the rules, and consistent hustle on the field.</w:t>
       </w:r>
     </w:p>
-    <w:p>
+    <w:p ns2:paraId="63DD13AA" ns2:textId="3E3F5C7F">
       <w:pPr>
         <w:spacing w:before="0" w:beforeAutospacing="off" w:after="0" w:afterAutospacing="off" w:line="300" w:lineRule="auto"/>
         <w:rPr>
@@ -487,7 +325,7 @@
         <w:t>Joe’s go‑forward philosophy and dedication to mentoring officials left a lasting impact on umpiring in Colorado.</w:t>
       </w:r>
     </w:p>
-    <w:p>
+    <w:p ns2:paraId="02C56E6F" ns2:textId="0364B708">
       <w:pPr>
         <w:pStyle w:val="BodyText"/>
       </w:pPr>
